--- a/Empirical_Report.docx
+++ b/Empirical_Report.docx
@@ -73,7 +73,6 @@
           <w:color w:val="000000" w:themeColor="text1"/>
           <w:sz w:val="24"/>
           <w:szCs w:val="24"/>
-          <w:highlight w:val="yellow"/>
           <w:lang w:eastAsia="zh-CN"/>
         </w:rPr>
         <w:t>T</w:t>
@@ -84,7 +83,6 @@
           <w:color w:val="000000" w:themeColor="text1"/>
           <w:sz w:val="24"/>
           <w:szCs w:val="24"/>
-          <w:highlight w:val="yellow"/>
           <w:lang w:eastAsia="zh-CN"/>
         </w:rPr>
         <w:t>he rise in the minimum wage occurred during a recession. The</w:t>
@@ -95,7 +93,6 @@
           <w:color w:val="000000" w:themeColor="text1"/>
           <w:sz w:val="24"/>
           <w:szCs w:val="24"/>
-          <w:highlight w:val="yellow"/>
           <w:lang w:eastAsia="zh-CN"/>
         </w:rPr>
         <w:t xml:space="preserve"> </w:t>
@@ -106,7 +103,6 @@
           <w:color w:val="000000" w:themeColor="text1"/>
           <w:sz w:val="24"/>
           <w:szCs w:val="24"/>
-          <w:highlight w:val="yellow"/>
           <w:lang w:eastAsia="zh-CN"/>
         </w:rPr>
         <w:t>increase had been legislated two years earlier when the state economy was relatively</w:t>
@@ -117,7 +113,6 @@
           <w:color w:val="000000" w:themeColor="text1"/>
           <w:sz w:val="24"/>
           <w:szCs w:val="24"/>
-          <w:highlight w:val="yellow"/>
           <w:lang w:eastAsia="zh-CN"/>
         </w:rPr>
         <w:t xml:space="preserve"> </w:t>
@@ -128,7 +123,6 @@
           <w:color w:val="000000" w:themeColor="text1"/>
           <w:sz w:val="24"/>
           <w:szCs w:val="24"/>
-          <w:highlight w:val="yellow"/>
           <w:lang w:eastAsia="zh-CN"/>
         </w:rPr>
         <w:t>healthy. By</w:t>
@@ -139,7 +133,6 @@
           <w:color w:val="000000" w:themeColor="text1"/>
           <w:sz w:val="24"/>
           <w:szCs w:val="24"/>
-          <w:highlight w:val="yellow"/>
           <w:lang w:eastAsia="zh-CN"/>
         </w:rPr>
         <w:t xml:space="preserve"> </w:t>
@@ -150,7 +143,6 @@
           <w:color w:val="000000" w:themeColor="text1"/>
           <w:sz w:val="24"/>
           <w:szCs w:val="24"/>
-          <w:highlight w:val="yellow"/>
           <w:lang w:eastAsia="zh-CN"/>
         </w:rPr>
         <w:t>the time of the actual increase,</w:t>
@@ -161,7 +153,6 @@
           <w:color w:val="000000" w:themeColor="text1"/>
           <w:sz w:val="24"/>
           <w:szCs w:val="24"/>
-          <w:highlight w:val="yellow"/>
           <w:lang w:eastAsia="zh-CN"/>
         </w:rPr>
         <w:t xml:space="preserve"> </w:t>
@@ -172,7 +163,6 @@
           <w:color w:val="000000" w:themeColor="text1"/>
           <w:sz w:val="24"/>
           <w:szCs w:val="24"/>
-          <w:highlight w:val="yellow"/>
           <w:lang w:eastAsia="zh-CN"/>
         </w:rPr>
         <w:t>the unemployment rate in New Jersey had</w:t>
@@ -183,7 +173,6 @@
           <w:color w:val="000000" w:themeColor="text1"/>
           <w:sz w:val="24"/>
           <w:szCs w:val="24"/>
-          <w:highlight w:val="yellow"/>
           <w:lang w:eastAsia="zh-CN"/>
         </w:rPr>
         <w:t xml:space="preserve"> </w:t>
@@ -194,7 +183,6 @@
           <w:color w:val="000000" w:themeColor="text1"/>
           <w:sz w:val="24"/>
           <w:szCs w:val="24"/>
-          <w:highlight w:val="yellow"/>
           <w:lang w:eastAsia="zh-CN"/>
         </w:rPr>
         <w:t>risen substantially and last-minute political</w:t>
@@ -205,7 +193,6 @@
           <w:color w:val="000000" w:themeColor="text1"/>
           <w:sz w:val="24"/>
           <w:szCs w:val="24"/>
-          <w:highlight w:val="yellow"/>
           <w:lang w:eastAsia="zh-CN"/>
         </w:rPr>
         <w:t xml:space="preserve"> </w:t>
@@ -216,7 +203,6 @@
           <w:color w:val="000000" w:themeColor="text1"/>
           <w:sz w:val="24"/>
           <w:szCs w:val="24"/>
-          <w:highlight w:val="yellow"/>
           <w:lang w:eastAsia="zh-CN"/>
         </w:rPr>
         <w:t>action almost succeeded in reducing the</w:t>
@@ -227,7 +213,6 @@
           <w:color w:val="000000" w:themeColor="text1"/>
           <w:sz w:val="24"/>
           <w:szCs w:val="24"/>
-          <w:highlight w:val="yellow"/>
           <w:lang w:eastAsia="zh-CN"/>
         </w:rPr>
         <w:t xml:space="preserve"> </w:t>
@@ -238,7 +223,6 @@
           <w:color w:val="000000" w:themeColor="text1"/>
           <w:sz w:val="24"/>
           <w:szCs w:val="24"/>
-          <w:highlight w:val="yellow"/>
           <w:lang w:eastAsia="zh-CN"/>
         </w:rPr>
         <w:t>minimum-wage increase. It is unlikely that</w:t>
@@ -249,7 +233,6 @@
           <w:color w:val="000000" w:themeColor="text1"/>
           <w:sz w:val="24"/>
           <w:szCs w:val="24"/>
-          <w:highlight w:val="yellow"/>
           <w:lang w:eastAsia="zh-CN"/>
         </w:rPr>
         <w:t xml:space="preserve"> </w:t>
@@ -260,7 +243,6 @@
           <w:color w:val="000000" w:themeColor="text1"/>
           <w:sz w:val="24"/>
           <w:szCs w:val="24"/>
-          <w:highlight w:val="yellow"/>
           <w:lang w:eastAsia="zh-CN"/>
         </w:rPr>
         <w:t>the effects of the higher minimum wage</w:t>
@@ -271,7 +253,6 @@
           <w:color w:val="000000" w:themeColor="text1"/>
           <w:sz w:val="24"/>
           <w:szCs w:val="24"/>
-          <w:highlight w:val="yellow"/>
           <w:lang w:eastAsia="zh-CN"/>
         </w:rPr>
         <w:t xml:space="preserve"> </w:t>
@@ -282,7 +263,6 @@
           <w:color w:val="000000" w:themeColor="text1"/>
           <w:sz w:val="24"/>
           <w:szCs w:val="24"/>
-          <w:highlight w:val="yellow"/>
           <w:lang w:eastAsia="zh-CN"/>
         </w:rPr>
         <w:t>were obscured by a rising tide of general</w:t>
@@ -293,7 +273,6 @@
           <w:color w:val="000000" w:themeColor="text1"/>
           <w:sz w:val="24"/>
           <w:szCs w:val="24"/>
-          <w:highlight w:val="yellow"/>
           <w:lang w:eastAsia="zh-CN"/>
         </w:rPr>
         <w:t xml:space="preserve"> </w:t>
@@ -304,7 +283,6 @@
           <w:color w:val="000000" w:themeColor="text1"/>
           <w:sz w:val="24"/>
           <w:szCs w:val="24"/>
-          <w:highlight w:val="yellow"/>
           <w:lang w:eastAsia="zh-CN"/>
         </w:rPr>
         <w:t>economic conditions</w:t>
@@ -782,9 +760,9 @@
           <w:noProof/>
         </w:rPr>
         <w:drawing>
-          <wp:inline distT="0" distB="0" distL="0" distR="0" wp14:anchorId="63C4B445" wp14:editId="25C1636E">
-            <wp:extent cx="4523304" cy="5195289"/>
-            <wp:effectExtent l="0" t="0" r="0" b="5715"/>
+          <wp:inline distT="0" distB="0" distL="0" distR="0" wp14:anchorId="63C4B445" wp14:editId="51073230">
+            <wp:extent cx="4950746" cy="5686232"/>
+            <wp:effectExtent l="0" t="0" r="2540" b="0"/>
             <wp:docPr id="485524113" name="Picture 1"/>
             <wp:cNvGraphicFramePr>
               <a:graphicFrameLocks xmlns:a="http://schemas.openxmlformats.org/drawingml/2006/main" noChangeAspect="1"/>
@@ -805,7 +783,7 @@
                   <pic:spPr>
                     <a:xfrm>
                       <a:off x="0" y="0"/>
-                      <a:ext cx="4538674" cy="5212942"/>
+                      <a:ext cx="4972444" cy="5711154"/>
                     </a:xfrm>
                     <a:prstGeom prst="rect">
                       <a:avLst/>
@@ -822,7 +800,7 @@
       <w:pPr>
         <w:jc w:val="center"/>
         <w:rPr>
-          <w:rFonts w:eastAsia="宋体" w:hint="eastAsia"/>
+          <w:rFonts w:eastAsia="宋体"/>
           <w:lang w:eastAsia="zh-CN"/>
         </w:rPr>
       </w:pPr>
@@ -848,14 +826,11 @@
           <w:rFonts w:eastAsia="宋体" w:hint="eastAsia"/>
           <w:lang w:eastAsia="zh-CN"/>
         </w:rPr>
+        <w:lastRenderedPageBreak/>
         <w:t>T</w:t>
       </w:r>
       <w:r>
-        <w:t xml:space="preserve">he percentage of full-time employees differs systematically (28.6 versus 32.8 in wave 1 New Jersey), while the associated standard errors match. This is a data-version difference: the public-use file splits full- and part-time employees differently from the authors' original data, but the </w:t>
-      </w:r>
-      <w:r>
-        <w:lastRenderedPageBreak/>
-        <w:t>FTE total — the outcome of interest — is unaffected, so the difference does not carry over to the employment results.</w:t>
+        <w:t>he percentage of full-time employees differs systematically (28.6 versus 32.8 in wave 1 New Jersey), while the associated standard errors match. This is a data-version difference: the public-use file splits full- and part-time employees differently from the authors' original data, but the FTE total — the outcome of interest — is unaffected, so the difference does not carry over to the employment results.</w:t>
       </w:r>
     </w:p>
     <w:p>
@@ -972,7 +947,11 @@
       </w:r>
       <w:proofErr w:type="spellEnd"/>
       <w:r>
-        <w:t>)–(iv) reproduce the paper exactly to two decimal places: the New Jersey dummy is 2.33 (1.19) in model (</w:t>
+        <w:t xml:space="preserve">)–(iv) reproduce the paper exactly to two decimal places: the New Jersey dummy is 2.33 </w:t>
+      </w:r>
+      <w:r>
+        <w:lastRenderedPageBreak/>
+        <w:t>(1.19) in model (</w:t>
       </w:r>
       <w:proofErr w:type="spellStart"/>
       <w:r>
@@ -980,11 +959,7 @@
       </w:r>
       <w:proofErr w:type="spellEnd"/>
       <w:r>
-        <w:t>) and 2.30 (1.20) in model (ii), and the wage-gap coefficient is 15.65 (6.08) in model (iii) and 14.92 (6.21) in model (iv). In the preferred model (v), which adds region controls, the wage-gap coefficient is 11.98 (7.42), the standard error of the regression is 8.75, and the p-</w:t>
-      </w:r>
-      <w:r>
-        <w:lastRenderedPageBreak/>
-        <w:t>value for the controls is 0.40. The paper reports a wage-gap coefficient of 11.91 (7.39) with the same standard error of the regression (8.75) and p-value (0.40).</w:t>
+        <w:t>) and 2.30 (1.20) in model (ii), and the wage-gap coefficient is 15.65 (6.08) in model (iii) and 14.92 (6.21) in model (iv). In the preferred model (v), which adds region controls, the wage-gap coefficient is 11.98 (7.42), the standard error of the regression is 8.75, and the p-value for the controls is 0.40. The paper reports a wage-gap coefficient of 11.91 (7.39) with the same standard error of the regression (8.75) and p-value (0.40).</w:t>
       </w:r>
     </w:p>
     <w:p>
@@ -1067,7 +1042,7 @@
         <w:spacing w:after="120"/>
         <w:jc w:val="both"/>
         <w:rPr>
-          <w:rFonts w:eastAsia="宋体" w:hint="eastAsia"/>
+          <w:rFonts w:eastAsia="宋体"/>
           <w:lang w:eastAsia="zh-CN"/>
         </w:rPr>
       </w:pPr>
@@ -1077,7 +1052,7 @@
     </w:p>
     <w:p>
       <w:pPr>
-        <w:spacing w:before="280" w:after="120"/>
+        <w:spacing w:before="120" w:after="120"/>
       </w:pPr>
       <w:r>
         <w:rPr>
@@ -1093,19 +1068,1217 @@
         <w:jc w:val="both"/>
       </w:pPr>
       <w:r>
-        <w:t>[This section is left blank for now. It will present an independent extension of the replication, to be discussed.]</w:t>
+        <w:t xml:space="preserve">The paper's central claim concerns employment, but the economic question it poses is broader. When a binding minimum wage raises the cost of low-skill labor, firms can respond along several </w:t>
+      </w:r>
+      <w:r>
+        <w:lastRenderedPageBreak/>
+        <w:t>margins: higher output prices, shorter operating hours, a shift in the full-time/part-time mix, lower non-wage compensation, or fewer stores. The paper reports the means of these variables (Table 2) but never takes them through the difference-in-differences design. This extension closes that gap: it re-runs the paper's difference-in-differences design on each non-employment margin, using the same survey and the same natural experiment, to ask through which channel the 1992 New Jersey minimum-wage increase was absorbed.</w:t>
       </w:r>
     </w:p>
     <w:p>
       <w:pPr>
-        <w:spacing w:before="280" w:after="120"/>
+        <w:spacing w:before="160" w:after="80"/>
+      </w:pPr>
+      <w:r>
         <w:rPr>
-          <w:rFonts w:eastAsia="宋体"/>
           <w:b/>
-          <w:sz w:val="26"/>
+          <w:sz w:val="23"/>
+        </w:rPr>
+        <w:t>5.1 Design and method</w:t>
+      </w:r>
+    </w:p>
+    <w:p>
+      <w:pPr>
+        <w:spacing w:after="120"/>
+        <w:jc w:val="both"/>
+      </w:pPr>
+      <w:r>
+        <w:t xml:space="preserve">I use the same 410-store sample and the same two waves as the paper. For each outcome I compute the balanced store-level change </w:t>
+      </w:r>
+      <w:proofErr w:type="spellStart"/>
+      <w:r>
+        <w:t>d_i</w:t>
+      </w:r>
+      <w:proofErr w:type="spellEnd"/>
+      <w:r>
+        <w:t xml:space="preserve"> = y_{i2} - y_{i1} for stores observed in both waves, and estimate the difference-in-differences as the difference between the New Jersey and Pennsylvania mean changes, with a Welch standard error (no equal-variance assumption). Seven outcomes are considered: the starting wage (a manipulation check that the design captures the treatment), FTE employment (a reference row that should reproduce the paper's Table 3), and five adjustment margins — the price of a full meal, weekday hours open, the full-time share of non-managerial workers, the recruiting bonus, and the number of cash registers (a capital stock that should not respond within eight months and therefore serves as a falsification test).</w:t>
+      </w:r>
+    </w:p>
+    <w:p>
+      <w:pPr>
+        <w:spacing w:before="160" w:after="80"/>
+      </w:pPr>
+      <w:r>
+        <w:rPr>
+          <w:b/>
+          <w:sz w:val="23"/>
+        </w:rPr>
+        <w:t>5.2 Results</w:t>
+      </w:r>
+    </w:p>
+    <w:p>
+      <w:pPr>
+        <w:spacing w:after="120"/>
+        <w:jc w:val="both"/>
+        <w:rPr>
+          <w:rFonts w:eastAsia="宋体" w:hint="eastAsia"/>
           <w:lang w:eastAsia="zh-CN"/>
         </w:rPr>
       </w:pPr>
+      <w:r>
+        <w:t>Table 5 reports the results. The manipulation check passes: the New Jersey starting wage rose by 0.47 relative to Pennsylvania, a difference-in-differences of 0.50 (t = 9.75), confirming that the design captures the treatment. The FTE reference row reproduces the paper's balanced-sample estimate of 2.75 (SE 1.34). Among the adjustment margins, the only statistically significant response is the price of a full meal: the difference-in-differences is 0.10 (t = 2.29), i.e. New Jersey meal prices rose by about ten cents relative to Pennsylvania. Hours open (−0.11, t = −1.08), the recruiting bonus (2.37, t = 0.34), and the number of cash registers (−0.17, t = −1.61) all show no significant change. The full-time share rose by 7.8 percentage points in New Jersey relative to Pennsylvania, marginally significant (t = 1.83).</w:t>
+      </w:r>
+    </w:p>
+    <w:tbl>
+      <w:tblPr>
+        <w:tblW w:w="0" w:type="auto"/>
+        <w:jc w:val="center"/>
+        <w:tblLook w:val="04A0" w:firstRow="1" w:lastRow="0" w:firstColumn="1" w:lastColumn="0" w:noHBand="0" w:noVBand="1"/>
+      </w:tblPr>
+      <w:tblGrid>
+        <w:gridCol w:w="1728"/>
+        <w:gridCol w:w="1728"/>
+        <w:gridCol w:w="1728"/>
+        <w:gridCol w:w="1728"/>
+        <w:gridCol w:w="1728"/>
+      </w:tblGrid>
+      <w:tr>
+        <w:trPr>
+          <w:jc w:val="center"/>
+        </w:trPr>
+        <w:tc>
+          <w:tcPr>
+            <w:tcW w:w="1728" w:type="dxa"/>
+            <w:tcBorders>
+              <w:top w:val="single" w:sz="12" w:space="0" w:color="auto"/>
+              <w:bottom w:val="single" w:sz="6" w:space="0" w:color="auto"/>
+            </w:tcBorders>
+          </w:tcPr>
+          <w:p>
+            <w:pPr>
+              <w:jc w:val="center"/>
+            </w:pPr>
+            <w:r>
+              <w:rPr>
+                <w:b/>
+                <w:sz w:val="18"/>
+              </w:rPr>
+              <w:t>Outcome</w:t>
+            </w:r>
+          </w:p>
+        </w:tc>
+        <w:tc>
+          <w:tcPr>
+            <w:tcW w:w="1728" w:type="dxa"/>
+            <w:tcBorders>
+              <w:top w:val="single" w:sz="12" w:space="0" w:color="auto"/>
+              <w:bottom w:val="single" w:sz="6" w:space="0" w:color="auto"/>
+            </w:tcBorders>
+          </w:tcPr>
+          <w:p>
+            <w:pPr>
+              <w:jc w:val="center"/>
+            </w:pPr>
+            <w:r>
+              <w:rPr>
+                <w:b/>
+                <w:sz w:val="18"/>
+              </w:rPr>
+              <w:t>NJ change (SE)</w:t>
+            </w:r>
+          </w:p>
+        </w:tc>
+        <w:tc>
+          <w:tcPr>
+            <w:tcW w:w="1728" w:type="dxa"/>
+            <w:tcBorders>
+              <w:top w:val="single" w:sz="12" w:space="0" w:color="auto"/>
+              <w:bottom w:val="single" w:sz="6" w:space="0" w:color="auto"/>
+            </w:tcBorders>
+          </w:tcPr>
+          <w:p>
+            <w:pPr>
+              <w:jc w:val="center"/>
+            </w:pPr>
+            <w:r>
+              <w:rPr>
+                <w:b/>
+                <w:sz w:val="18"/>
+              </w:rPr>
+              <w:t>PA change (SE)</w:t>
+            </w:r>
+          </w:p>
+        </w:tc>
+        <w:tc>
+          <w:tcPr>
+            <w:tcW w:w="1728" w:type="dxa"/>
+            <w:tcBorders>
+              <w:top w:val="single" w:sz="12" w:space="0" w:color="auto"/>
+              <w:bottom w:val="single" w:sz="6" w:space="0" w:color="auto"/>
+            </w:tcBorders>
+          </w:tcPr>
+          <w:p>
+            <w:pPr>
+              <w:jc w:val="center"/>
+            </w:pPr>
+            <w:r>
+              <w:rPr>
+                <w:b/>
+                <w:sz w:val="18"/>
+              </w:rPr>
+              <w:t>DID (SE)</w:t>
+            </w:r>
+          </w:p>
+        </w:tc>
+        <w:tc>
+          <w:tcPr>
+            <w:tcW w:w="1728" w:type="dxa"/>
+            <w:tcBorders>
+              <w:top w:val="single" w:sz="12" w:space="0" w:color="auto"/>
+              <w:bottom w:val="single" w:sz="6" w:space="0" w:color="auto"/>
+            </w:tcBorders>
+          </w:tcPr>
+          <w:p>
+            <w:pPr>
+              <w:jc w:val="center"/>
+            </w:pPr>
+            <w:r>
+              <w:rPr>
+                <w:b/>
+                <w:sz w:val="18"/>
+              </w:rPr>
+              <w:t>t</w:t>
+            </w:r>
+          </w:p>
+        </w:tc>
+      </w:tr>
+      <w:tr>
+        <w:trPr>
+          <w:jc w:val="center"/>
+        </w:trPr>
+        <w:tc>
+          <w:tcPr>
+            <w:tcW w:w="1728" w:type="dxa"/>
+            <w:tcBorders>
+              <w:top w:val="nil"/>
+              <w:bottom w:val="nil"/>
+            </w:tcBorders>
+          </w:tcPr>
+          <w:p>
+            <w:pPr>
+              <w:jc w:val="center"/>
+            </w:pPr>
+            <w:r>
+              <w:rPr>
+                <w:sz w:val="18"/>
+              </w:rPr>
+              <w:t>Starting wage</w:t>
+            </w:r>
+          </w:p>
+        </w:tc>
+        <w:tc>
+          <w:tcPr>
+            <w:tcW w:w="1728" w:type="dxa"/>
+            <w:tcBorders>
+              <w:top w:val="nil"/>
+              <w:bottom w:val="nil"/>
+            </w:tcBorders>
+          </w:tcPr>
+          <w:p>
+            <w:pPr>
+              <w:jc w:val="center"/>
+            </w:pPr>
+            <w:r>
+              <w:rPr>
+                <w:sz w:val="18"/>
+              </w:rPr>
+              <w:t>0.47</w:t>
+            </w:r>
+          </w:p>
+          <w:p>
+            <w:pPr>
+              <w:jc w:val="center"/>
+            </w:pPr>
+            <w:r>
+              <w:rPr>
+                <w:sz w:val="18"/>
+              </w:rPr>
+              <w:t>(0.02)</w:t>
+            </w:r>
+          </w:p>
+        </w:tc>
+        <w:tc>
+          <w:tcPr>
+            <w:tcW w:w="1728" w:type="dxa"/>
+            <w:tcBorders>
+              <w:top w:val="nil"/>
+              <w:bottom w:val="nil"/>
+            </w:tcBorders>
+          </w:tcPr>
+          <w:p>
+            <w:pPr>
+              <w:jc w:val="center"/>
+            </w:pPr>
+            <w:r>
+              <w:rPr>
+                <w:sz w:val="18"/>
+              </w:rPr>
+              <w:t>-0.03</w:t>
+            </w:r>
+          </w:p>
+          <w:p>
+            <w:pPr>
+              <w:jc w:val="center"/>
+            </w:pPr>
+            <w:r>
+              <w:rPr>
+                <w:sz w:val="18"/>
+              </w:rPr>
+              <w:t>(0.05)</w:t>
+            </w:r>
+          </w:p>
+        </w:tc>
+        <w:tc>
+          <w:tcPr>
+            <w:tcW w:w="1728" w:type="dxa"/>
+            <w:tcBorders>
+              <w:top w:val="nil"/>
+              <w:bottom w:val="nil"/>
+            </w:tcBorders>
+          </w:tcPr>
+          <w:p>
+            <w:pPr>
+              <w:jc w:val="center"/>
+            </w:pPr>
+            <w:r>
+              <w:rPr>
+                <w:sz w:val="18"/>
+              </w:rPr>
+              <w:t>0.50***</w:t>
+            </w:r>
+          </w:p>
+          <w:p>
+            <w:pPr>
+              <w:jc w:val="center"/>
+            </w:pPr>
+            <w:r>
+              <w:rPr>
+                <w:sz w:val="18"/>
+              </w:rPr>
+              <w:t>(0.05)</w:t>
+            </w:r>
+          </w:p>
+        </w:tc>
+        <w:tc>
+          <w:tcPr>
+            <w:tcW w:w="1728" w:type="dxa"/>
+            <w:tcBorders>
+              <w:top w:val="nil"/>
+              <w:bottom w:val="nil"/>
+            </w:tcBorders>
+          </w:tcPr>
+          <w:p>
+            <w:pPr>
+              <w:jc w:val="center"/>
+            </w:pPr>
+            <w:r>
+              <w:rPr>
+                <w:sz w:val="18"/>
+              </w:rPr>
+              <w:t>9.75</w:t>
+            </w:r>
+          </w:p>
+        </w:tc>
+      </w:tr>
+      <w:tr>
+        <w:trPr>
+          <w:jc w:val="center"/>
+        </w:trPr>
+        <w:tc>
+          <w:tcPr>
+            <w:tcW w:w="1728" w:type="dxa"/>
+            <w:tcBorders>
+              <w:top w:val="nil"/>
+              <w:bottom w:val="nil"/>
+            </w:tcBorders>
+          </w:tcPr>
+          <w:p>
+            <w:pPr>
+              <w:jc w:val="center"/>
+            </w:pPr>
+            <w:r>
+              <w:rPr>
+                <w:sz w:val="18"/>
+              </w:rPr>
+              <w:t>FTE employment</w:t>
+            </w:r>
+          </w:p>
+        </w:tc>
+        <w:tc>
+          <w:tcPr>
+            <w:tcW w:w="1728" w:type="dxa"/>
+            <w:tcBorders>
+              <w:top w:val="nil"/>
+              <w:bottom w:val="nil"/>
+            </w:tcBorders>
+          </w:tcPr>
+          <w:p>
+            <w:pPr>
+              <w:jc w:val="center"/>
+            </w:pPr>
+            <w:r>
+              <w:rPr>
+                <w:sz w:val="18"/>
+              </w:rPr>
+              <w:t>0.47</w:t>
+            </w:r>
+          </w:p>
+          <w:p>
+            <w:pPr>
+              <w:jc w:val="center"/>
+            </w:pPr>
+            <w:r>
+              <w:rPr>
+                <w:sz w:val="18"/>
+              </w:rPr>
+              <w:t>(0.48)</w:t>
+            </w:r>
+          </w:p>
+        </w:tc>
+        <w:tc>
+          <w:tcPr>
+            <w:tcW w:w="1728" w:type="dxa"/>
+            <w:tcBorders>
+              <w:top w:val="nil"/>
+              <w:bottom w:val="nil"/>
+            </w:tcBorders>
+          </w:tcPr>
+          <w:p>
+            <w:pPr>
+              <w:jc w:val="center"/>
+            </w:pPr>
+            <w:r>
+              <w:rPr>
+                <w:sz w:val="18"/>
+              </w:rPr>
+              <w:t>-2.28</w:t>
+            </w:r>
+          </w:p>
+          <w:p>
+            <w:pPr>
+              <w:jc w:val="center"/>
+            </w:pPr>
+            <w:r>
+              <w:rPr>
+                <w:sz w:val="18"/>
+              </w:rPr>
+              <w:t>(1.25)</w:t>
+            </w:r>
+          </w:p>
+        </w:tc>
+        <w:tc>
+          <w:tcPr>
+            <w:tcW w:w="1728" w:type="dxa"/>
+            <w:tcBorders>
+              <w:top w:val="nil"/>
+              <w:bottom w:val="nil"/>
+            </w:tcBorders>
+          </w:tcPr>
+          <w:p>
+            <w:pPr>
+              <w:jc w:val="center"/>
+            </w:pPr>
+            <w:r>
+              <w:rPr>
+                <w:sz w:val="18"/>
+              </w:rPr>
+              <w:t>2.75**</w:t>
+            </w:r>
+          </w:p>
+          <w:p>
+            <w:pPr>
+              <w:jc w:val="center"/>
+            </w:pPr>
+            <w:r>
+              <w:rPr>
+                <w:sz w:val="18"/>
+              </w:rPr>
+              <w:t>(1.34)</w:t>
+            </w:r>
+          </w:p>
+        </w:tc>
+        <w:tc>
+          <w:tcPr>
+            <w:tcW w:w="1728" w:type="dxa"/>
+            <w:tcBorders>
+              <w:top w:val="nil"/>
+              <w:bottom w:val="nil"/>
+            </w:tcBorders>
+          </w:tcPr>
+          <w:p>
+            <w:pPr>
+              <w:jc w:val="center"/>
+            </w:pPr>
+            <w:r>
+              <w:rPr>
+                <w:sz w:val="18"/>
+              </w:rPr>
+              <w:t>2.05</w:t>
+            </w:r>
+          </w:p>
+        </w:tc>
+      </w:tr>
+      <w:tr>
+        <w:trPr>
+          <w:jc w:val="center"/>
+        </w:trPr>
+        <w:tc>
+          <w:tcPr>
+            <w:tcW w:w="1728" w:type="dxa"/>
+            <w:tcBorders>
+              <w:top w:val="nil"/>
+              <w:bottom w:val="nil"/>
+            </w:tcBorders>
+          </w:tcPr>
+          <w:p>
+            <w:pPr>
+              <w:jc w:val="center"/>
+            </w:pPr>
+            <w:r>
+              <w:rPr>
+                <w:sz w:val="18"/>
+              </w:rPr>
+              <w:t>Full meal price</w:t>
+            </w:r>
+          </w:p>
+        </w:tc>
+        <w:tc>
+          <w:tcPr>
+            <w:tcW w:w="1728" w:type="dxa"/>
+            <w:tcBorders>
+              <w:top w:val="nil"/>
+              <w:bottom w:val="nil"/>
+            </w:tcBorders>
+          </w:tcPr>
+          <w:p>
+            <w:pPr>
+              <w:jc w:val="center"/>
+            </w:pPr>
+            <w:r>
+              <w:rPr>
+                <w:sz w:val="18"/>
+              </w:rPr>
+              <w:t>0.07</w:t>
+            </w:r>
+          </w:p>
+          <w:p>
+            <w:pPr>
+              <w:jc w:val="center"/>
+            </w:pPr>
+            <w:r>
+              <w:rPr>
+                <w:sz w:val="18"/>
+              </w:rPr>
+              <w:t>(0.02)</w:t>
+            </w:r>
+          </w:p>
+        </w:tc>
+        <w:tc>
+          <w:tcPr>
+            <w:tcW w:w="1728" w:type="dxa"/>
+            <w:tcBorders>
+              <w:top w:val="nil"/>
+              <w:bottom w:val="nil"/>
+            </w:tcBorders>
+          </w:tcPr>
+          <w:p>
+            <w:pPr>
+              <w:jc w:val="center"/>
+            </w:pPr>
+            <w:r>
+              <w:rPr>
+                <w:sz w:val="18"/>
+              </w:rPr>
+              <w:t>-0.03</w:t>
+            </w:r>
+          </w:p>
+          <w:p>
+            <w:pPr>
+              <w:jc w:val="center"/>
+            </w:pPr>
+            <w:r>
+              <w:rPr>
+                <w:sz w:val="18"/>
+              </w:rPr>
+              <w:t>(0.04)</w:t>
+            </w:r>
+          </w:p>
+        </w:tc>
+        <w:tc>
+          <w:tcPr>
+            <w:tcW w:w="1728" w:type="dxa"/>
+            <w:tcBorders>
+              <w:top w:val="nil"/>
+              <w:bottom w:val="nil"/>
+            </w:tcBorders>
+          </w:tcPr>
+          <w:p>
+            <w:pPr>
+              <w:jc w:val="center"/>
+            </w:pPr>
+            <w:r>
+              <w:rPr>
+                <w:sz w:val="18"/>
+              </w:rPr>
+              <w:t>0.10**</w:t>
+            </w:r>
+          </w:p>
+          <w:p>
+            <w:pPr>
+              <w:jc w:val="center"/>
+            </w:pPr>
+            <w:r>
+              <w:rPr>
+                <w:sz w:val="18"/>
+              </w:rPr>
+              <w:t>(0.04)</w:t>
+            </w:r>
+          </w:p>
+        </w:tc>
+        <w:tc>
+          <w:tcPr>
+            <w:tcW w:w="1728" w:type="dxa"/>
+            <w:tcBorders>
+              <w:top w:val="nil"/>
+              <w:bottom w:val="nil"/>
+            </w:tcBorders>
+          </w:tcPr>
+          <w:p>
+            <w:pPr>
+              <w:jc w:val="center"/>
+            </w:pPr>
+            <w:r>
+              <w:rPr>
+                <w:sz w:val="18"/>
+              </w:rPr>
+              <w:t>2.29</w:t>
+            </w:r>
+          </w:p>
+        </w:tc>
+      </w:tr>
+      <w:tr>
+        <w:trPr>
+          <w:jc w:val="center"/>
+        </w:trPr>
+        <w:tc>
+          <w:tcPr>
+            <w:tcW w:w="1728" w:type="dxa"/>
+            <w:tcBorders>
+              <w:top w:val="nil"/>
+              <w:bottom w:val="nil"/>
+            </w:tcBorders>
+          </w:tcPr>
+          <w:p>
+            <w:pPr>
+              <w:jc w:val="center"/>
+            </w:pPr>
+            <w:r>
+              <w:rPr>
+                <w:sz w:val="18"/>
+              </w:rPr>
+              <w:t>Hours open (weekday)</w:t>
+            </w:r>
+          </w:p>
+        </w:tc>
+        <w:tc>
+          <w:tcPr>
+            <w:tcW w:w="1728" w:type="dxa"/>
+            <w:tcBorders>
+              <w:top w:val="nil"/>
+              <w:bottom w:val="nil"/>
+            </w:tcBorders>
+          </w:tcPr>
+          <w:p>
+            <w:pPr>
+              <w:jc w:val="center"/>
+            </w:pPr>
+            <w:r>
+              <w:rPr>
+                <w:sz w:val="18"/>
+              </w:rPr>
+              <w:t>-0.00</w:t>
+            </w:r>
+          </w:p>
+          <w:p>
+            <w:pPr>
+              <w:jc w:val="center"/>
+            </w:pPr>
+            <w:r>
+              <w:rPr>
+                <w:sz w:val="18"/>
+              </w:rPr>
+              <w:t>(0.06)</w:t>
+            </w:r>
+          </w:p>
+        </w:tc>
+        <w:tc>
+          <w:tcPr>
+            <w:tcW w:w="1728" w:type="dxa"/>
+            <w:tcBorders>
+              <w:top w:val="nil"/>
+              <w:bottom w:val="nil"/>
+            </w:tcBorders>
+          </w:tcPr>
+          <w:p>
+            <w:pPr>
+              <w:jc w:val="center"/>
+            </w:pPr>
+            <w:r>
+              <w:rPr>
+                <w:sz w:val="18"/>
+              </w:rPr>
+              <w:t>0.11</w:t>
+            </w:r>
+          </w:p>
+          <w:p>
+            <w:pPr>
+              <w:jc w:val="center"/>
+            </w:pPr>
+            <w:r>
+              <w:rPr>
+                <w:sz w:val="18"/>
+              </w:rPr>
+              <w:t>(0.08)</w:t>
+            </w:r>
+          </w:p>
+        </w:tc>
+        <w:tc>
+          <w:tcPr>
+            <w:tcW w:w="1728" w:type="dxa"/>
+            <w:tcBorders>
+              <w:top w:val="nil"/>
+              <w:bottom w:val="nil"/>
+            </w:tcBorders>
+          </w:tcPr>
+          <w:p>
+            <w:pPr>
+              <w:jc w:val="center"/>
+            </w:pPr>
+            <w:r>
+              <w:rPr>
+                <w:sz w:val="18"/>
+              </w:rPr>
+              <w:t>-0.11</w:t>
+            </w:r>
+          </w:p>
+          <w:p>
+            <w:pPr>
+              <w:jc w:val="center"/>
+            </w:pPr>
+            <w:r>
+              <w:rPr>
+                <w:sz w:val="18"/>
+              </w:rPr>
+              <w:t>(0.10)</w:t>
+            </w:r>
+          </w:p>
+        </w:tc>
+        <w:tc>
+          <w:tcPr>
+            <w:tcW w:w="1728" w:type="dxa"/>
+            <w:tcBorders>
+              <w:top w:val="nil"/>
+              <w:bottom w:val="nil"/>
+            </w:tcBorders>
+          </w:tcPr>
+          <w:p>
+            <w:pPr>
+              <w:jc w:val="center"/>
+            </w:pPr>
+            <w:r>
+              <w:rPr>
+                <w:sz w:val="18"/>
+              </w:rPr>
+              <w:t>-1.08</w:t>
+            </w:r>
+          </w:p>
+        </w:tc>
+      </w:tr>
+      <w:tr>
+        <w:trPr>
+          <w:jc w:val="center"/>
+        </w:trPr>
+        <w:tc>
+          <w:tcPr>
+            <w:tcW w:w="1728" w:type="dxa"/>
+            <w:tcBorders>
+              <w:top w:val="nil"/>
+              <w:bottom w:val="nil"/>
+            </w:tcBorders>
+          </w:tcPr>
+          <w:p>
+            <w:pPr>
+              <w:jc w:val="center"/>
+            </w:pPr>
+            <w:r>
+              <w:rPr>
+                <w:sz w:val="18"/>
+              </w:rPr>
+              <w:t>Full-time share</w:t>
+            </w:r>
+          </w:p>
+        </w:tc>
+        <w:tc>
+          <w:tcPr>
+            <w:tcW w:w="1728" w:type="dxa"/>
+            <w:tcBorders>
+              <w:top w:val="nil"/>
+              <w:bottom w:val="nil"/>
+            </w:tcBorders>
+          </w:tcPr>
+          <w:p>
+            <w:pPr>
+              <w:jc w:val="center"/>
+            </w:pPr>
+            <w:r>
+              <w:rPr>
+                <w:sz w:val="18"/>
+              </w:rPr>
+              <w:t>3.1</w:t>
+            </w:r>
+          </w:p>
+          <w:p>
+            <w:pPr>
+              <w:jc w:val="center"/>
+            </w:pPr>
+            <w:r>
+              <w:rPr>
+                <w:sz w:val="18"/>
+              </w:rPr>
+              <w:lastRenderedPageBreak/>
+              <w:t>(1.7)</w:t>
+            </w:r>
+          </w:p>
+        </w:tc>
+        <w:tc>
+          <w:tcPr>
+            <w:tcW w:w="1728" w:type="dxa"/>
+            <w:tcBorders>
+              <w:top w:val="nil"/>
+              <w:bottom w:val="nil"/>
+            </w:tcBorders>
+          </w:tcPr>
+          <w:p>
+            <w:pPr>
+              <w:jc w:val="center"/>
+            </w:pPr>
+            <w:r>
+              <w:rPr>
+                <w:sz w:val="18"/>
+              </w:rPr>
+              <w:lastRenderedPageBreak/>
+              <w:t>-4.7</w:t>
+            </w:r>
+          </w:p>
+          <w:p>
+            <w:pPr>
+              <w:jc w:val="center"/>
+            </w:pPr>
+            <w:r>
+              <w:rPr>
+                <w:sz w:val="18"/>
+              </w:rPr>
+              <w:lastRenderedPageBreak/>
+              <w:t>(3.9)</w:t>
+            </w:r>
+          </w:p>
+        </w:tc>
+        <w:tc>
+          <w:tcPr>
+            <w:tcW w:w="1728" w:type="dxa"/>
+            <w:tcBorders>
+              <w:top w:val="nil"/>
+              <w:bottom w:val="nil"/>
+            </w:tcBorders>
+          </w:tcPr>
+          <w:p>
+            <w:pPr>
+              <w:jc w:val="center"/>
+            </w:pPr>
+            <w:r>
+              <w:rPr>
+                <w:sz w:val="18"/>
+              </w:rPr>
+              <w:lastRenderedPageBreak/>
+              <w:t>7.8*</w:t>
+            </w:r>
+          </w:p>
+          <w:p>
+            <w:pPr>
+              <w:jc w:val="center"/>
+            </w:pPr>
+            <w:r>
+              <w:rPr>
+                <w:sz w:val="18"/>
+              </w:rPr>
+              <w:lastRenderedPageBreak/>
+              <w:t>(4.3)</w:t>
+            </w:r>
+          </w:p>
+        </w:tc>
+        <w:tc>
+          <w:tcPr>
+            <w:tcW w:w="1728" w:type="dxa"/>
+            <w:tcBorders>
+              <w:top w:val="nil"/>
+              <w:bottom w:val="nil"/>
+            </w:tcBorders>
+          </w:tcPr>
+          <w:p>
+            <w:pPr>
+              <w:jc w:val="center"/>
+            </w:pPr>
+            <w:r>
+              <w:rPr>
+                <w:sz w:val="18"/>
+              </w:rPr>
+              <w:lastRenderedPageBreak/>
+              <w:t>1.83</w:t>
+            </w:r>
+          </w:p>
+        </w:tc>
+      </w:tr>
+      <w:tr>
+        <w:trPr>
+          <w:jc w:val="center"/>
+        </w:trPr>
+        <w:tc>
+          <w:tcPr>
+            <w:tcW w:w="1728" w:type="dxa"/>
+            <w:tcBorders>
+              <w:top w:val="nil"/>
+              <w:bottom w:val="nil"/>
+            </w:tcBorders>
+          </w:tcPr>
+          <w:p>
+            <w:pPr>
+              <w:jc w:val="center"/>
+            </w:pPr>
+            <w:r>
+              <w:rPr>
+                <w:sz w:val="18"/>
+              </w:rPr>
+              <w:t>Recruiting bonus</w:t>
+            </w:r>
+          </w:p>
+        </w:tc>
+        <w:tc>
+          <w:tcPr>
+            <w:tcW w:w="1728" w:type="dxa"/>
+            <w:tcBorders>
+              <w:top w:val="nil"/>
+              <w:bottom w:val="nil"/>
+            </w:tcBorders>
+          </w:tcPr>
+          <w:p>
+            <w:pPr>
+              <w:jc w:val="center"/>
+            </w:pPr>
+            <w:r>
+              <w:rPr>
+                <w:sz w:val="18"/>
+              </w:rPr>
+              <w:t>-4.1</w:t>
+            </w:r>
+          </w:p>
+          <w:p>
+            <w:pPr>
+              <w:jc w:val="center"/>
+            </w:pPr>
+            <w:r>
+              <w:rPr>
+                <w:sz w:val="18"/>
+              </w:rPr>
+              <w:t>(3.2)</w:t>
+            </w:r>
+          </w:p>
+        </w:tc>
+        <w:tc>
+          <w:tcPr>
+            <w:tcW w:w="1728" w:type="dxa"/>
+            <w:tcBorders>
+              <w:top w:val="nil"/>
+              <w:bottom w:val="nil"/>
+            </w:tcBorders>
+          </w:tcPr>
+          <w:p>
+            <w:pPr>
+              <w:jc w:val="center"/>
+            </w:pPr>
+            <w:r>
+              <w:rPr>
+                <w:sz w:val="18"/>
+              </w:rPr>
+              <w:t>-6.5</w:t>
+            </w:r>
+          </w:p>
+          <w:p>
+            <w:pPr>
+              <w:jc w:val="center"/>
+            </w:pPr>
+            <w:r>
+              <w:rPr>
+                <w:sz w:val="18"/>
+              </w:rPr>
+              <w:t>(6.2)</w:t>
+            </w:r>
+          </w:p>
+        </w:tc>
+        <w:tc>
+          <w:tcPr>
+            <w:tcW w:w="1728" w:type="dxa"/>
+            <w:tcBorders>
+              <w:top w:val="nil"/>
+              <w:bottom w:val="nil"/>
+            </w:tcBorders>
+          </w:tcPr>
+          <w:p>
+            <w:pPr>
+              <w:jc w:val="center"/>
+            </w:pPr>
+            <w:r>
+              <w:rPr>
+                <w:sz w:val="18"/>
+              </w:rPr>
+              <w:t>2.4</w:t>
+            </w:r>
+          </w:p>
+          <w:p>
+            <w:pPr>
+              <w:jc w:val="center"/>
+            </w:pPr>
+            <w:r>
+              <w:rPr>
+                <w:sz w:val="18"/>
+              </w:rPr>
+              <w:t>(7.0)</w:t>
+            </w:r>
+          </w:p>
+        </w:tc>
+        <w:tc>
+          <w:tcPr>
+            <w:tcW w:w="1728" w:type="dxa"/>
+            <w:tcBorders>
+              <w:top w:val="nil"/>
+              <w:bottom w:val="nil"/>
+            </w:tcBorders>
+          </w:tcPr>
+          <w:p>
+            <w:pPr>
+              <w:jc w:val="center"/>
+            </w:pPr>
+            <w:r>
+              <w:rPr>
+                <w:sz w:val="18"/>
+              </w:rPr>
+              <w:t>0.34</w:t>
+            </w:r>
+          </w:p>
+        </w:tc>
+      </w:tr>
+      <w:tr>
+        <w:trPr>
+          <w:jc w:val="center"/>
+        </w:trPr>
+        <w:tc>
+          <w:tcPr>
+            <w:tcW w:w="1728" w:type="dxa"/>
+            <w:tcBorders>
+              <w:top w:val="nil"/>
+              <w:bottom w:val="single" w:sz="12" w:space="0" w:color="auto"/>
+            </w:tcBorders>
+          </w:tcPr>
+          <w:p>
+            <w:pPr>
+              <w:jc w:val="center"/>
+            </w:pPr>
+            <w:r>
+              <w:rPr>
+                <w:sz w:val="18"/>
+              </w:rPr>
+              <w:t>Cash registers</w:t>
+            </w:r>
+          </w:p>
+        </w:tc>
+        <w:tc>
+          <w:tcPr>
+            <w:tcW w:w="1728" w:type="dxa"/>
+            <w:tcBorders>
+              <w:top w:val="nil"/>
+              <w:bottom w:val="single" w:sz="12" w:space="0" w:color="auto"/>
+            </w:tcBorders>
+          </w:tcPr>
+          <w:p>
+            <w:pPr>
+              <w:jc w:val="center"/>
+            </w:pPr>
+            <w:r>
+              <w:rPr>
+                <w:sz w:val="18"/>
+              </w:rPr>
+              <w:t>-0.04</w:t>
+            </w:r>
+          </w:p>
+          <w:p>
+            <w:pPr>
+              <w:jc w:val="center"/>
+            </w:pPr>
+            <w:r>
+              <w:rPr>
+                <w:sz w:val="18"/>
+              </w:rPr>
+              <w:t>(0.04)</w:t>
+            </w:r>
+          </w:p>
+        </w:tc>
+        <w:tc>
+          <w:tcPr>
+            <w:tcW w:w="1728" w:type="dxa"/>
+            <w:tcBorders>
+              <w:top w:val="nil"/>
+              <w:bottom w:val="single" w:sz="12" w:space="0" w:color="auto"/>
+            </w:tcBorders>
+          </w:tcPr>
+          <w:p>
+            <w:pPr>
+              <w:jc w:val="center"/>
+            </w:pPr>
+            <w:r>
+              <w:rPr>
+                <w:sz w:val="18"/>
+              </w:rPr>
+              <w:t>0.13</w:t>
+            </w:r>
+          </w:p>
+          <w:p>
+            <w:pPr>
+              <w:jc w:val="center"/>
+            </w:pPr>
+            <w:r>
+              <w:rPr>
+                <w:sz w:val="18"/>
+              </w:rPr>
+              <w:t>(0.10)</w:t>
+            </w:r>
+          </w:p>
+        </w:tc>
+        <w:tc>
+          <w:tcPr>
+            <w:tcW w:w="1728" w:type="dxa"/>
+            <w:tcBorders>
+              <w:top w:val="nil"/>
+              <w:bottom w:val="single" w:sz="12" w:space="0" w:color="auto"/>
+            </w:tcBorders>
+          </w:tcPr>
+          <w:p>
+            <w:pPr>
+              <w:jc w:val="center"/>
+            </w:pPr>
+            <w:r>
+              <w:rPr>
+                <w:sz w:val="18"/>
+              </w:rPr>
+              <w:t>-0.17</w:t>
+            </w:r>
+          </w:p>
+          <w:p>
+            <w:pPr>
+              <w:jc w:val="center"/>
+            </w:pPr>
+            <w:r>
+              <w:rPr>
+                <w:sz w:val="18"/>
+              </w:rPr>
+              <w:t>(0.11)</w:t>
+            </w:r>
+          </w:p>
+        </w:tc>
+        <w:tc>
+          <w:tcPr>
+            <w:tcW w:w="1728" w:type="dxa"/>
+            <w:tcBorders>
+              <w:top w:val="nil"/>
+              <w:bottom w:val="single" w:sz="12" w:space="0" w:color="auto"/>
+            </w:tcBorders>
+          </w:tcPr>
+          <w:p>
+            <w:pPr>
+              <w:jc w:val="center"/>
+            </w:pPr>
+            <w:r>
+              <w:rPr>
+                <w:sz w:val="18"/>
+              </w:rPr>
+              <w:t>-1.61</w:t>
+            </w:r>
+          </w:p>
+        </w:tc>
+      </w:tr>
+    </w:tbl>
+    <w:p>
+      <w:pPr>
+        <w:jc w:val="center"/>
+      </w:pPr>
+      <w:r>
+        <w:rPr>
+          <w:i/>
+          <w:sz w:val="18"/>
+        </w:rPr>
+        <w:t>Table 5. Difference-in-differences estimates for non-employment adjustment margins.</w:t>
+      </w:r>
+    </w:p>
+    <w:p>
+      <w:pPr>
+        <w:spacing w:after="120"/>
+        <w:jc w:val="both"/>
+      </w:pPr>
+      <w:r>
+        <w:t>Notes: standard errors in parentheses. *** p &lt; 0.01, ** p &lt; 0.05, * p &lt; 0.1. Estimates use the balanced store-level change; the FTE row applies the paper's closure convention (permanent closure set to zero, temporary closure treated as missing).</w:t>
+      </w:r>
+    </w:p>
+    <w:p>
+      <w:pPr>
+        <w:spacing w:before="160" w:after="80"/>
+      </w:pPr>
+      <w:r>
+        <w:rPr>
+          <w:b/>
+          <w:sz w:val="23"/>
+        </w:rPr>
+        <w:t>5.3 Interpretation</w:t>
+      </w:r>
+    </w:p>
+    <w:p>
+      <w:pPr>
+        <w:spacing w:after="120"/>
+        <w:jc w:val="both"/>
+      </w:pPr>
+      <w:r>
+        <w:t>The results imply that the minimum-wage increase was absorbed primarily through higher prices rather than through lower employment. The meal-price difference-in-differences implies a pass-through of about 20 percent of the increase in the starting wage into the price of a full meal, consistent with a fast-food industry facing inelastic demand and passing a meaningful share of cost increases on to consumers. There is no evidence of adjustment along the hours, bonus, or capital margins: stores did not shorten hours, cut hiring incentives, or shed equipment. The composition result is notable: rather than substituting part-time for full-time workers, New Jersey stores moved slightly toward full-time staffing relative to Pennsylvania, though the estimate is only marginally significant and should be read cautiously.</w:t>
+      </w:r>
+    </w:p>
+    <w:p>
+      <w:pPr>
+        <w:spacing w:after="120"/>
+        <w:jc w:val="both"/>
+        <w:rPr>
+          <w:rFonts w:eastAsia="宋体" w:hint="eastAsia"/>
+          <w:lang w:eastAsia="zh-CN"/>
+        </w:rPr>
+      </w:pPr>
+      <w:r>
+        <w:t>Two caveats apply. First, the recruiting bonus is measured by two different survey items across waves (BONUS in wave 1, SPECIAL2 in wave 2), so that margin is the least directly comparable. Second, the balanced-sample design drops temporarily closed stores, so the FTE row (a New Jersey change of 0.47) differs slightly from the paper's all-available figure (0.59) but matches the paper's balanced-sample difference-in-differences exactly. On the whole, the extension reinforces the paper's central conclusion: the New Jersey minimum-wage increase did not reduce employment, and the cost was passed through mainly to prices.</w:t>
+      </w:r>
     </w:p>
     <w:p>
       <w:pPr>
@@ -1116,7 +2289,6 @@
           <w:b/>
           <w:sz w:val="26"/>
         </w:rPr>
-        <w:lastRenderedPageBreak/>
         <w:t>6. Validation, Limitations, and Conclusion</w:t>
       </w:r>
     </w:p>
@@ -1159,6 +2331,7 @@
         <w:jc w:val="both"/>
       </w:pPr>
       <w:r>
+        <w:lastRenderedPageBreak/>
         <w:t>The main limitations are inherited from the original study. First, the difference-in-differences design relies on the parallel-trends assumption, which cannot be fully tested with only two waves of data. Second, the wage-gap variable is measured with error, which attenuates the coefficient toward zero (the paper's footnote 16). Third, the follow-up window is short (about eight months), and the survey-based employment measure may miss spillovers to non-surveyed stores or adjustments along margins other than headcount. Fourth, the public-use data differ marginally from the original data, producing the small discrepancies noted above. Finally, the later literature — most notably Neumark and Wascher (2000), using payroll records — reported more negative employment effects, so the Card and Krueger finding remains the subject of an ongoing empirical debate.</w:t>
       </w:r>
     </w:p>
@@ -1185,64 +2358,9 @@
     </w:p>
     <w:p>
       <w:pPr>
-        <w:spacing w:before="280" w:after="120"/>
-      </w:pPr>
-      <w:r>
-        <w:rPr>
-          <w:b/>
-          <w:sz w:val="26"/>
-        </w:rPr>
-        <w:t>References</w:t>
-      </w:r>
-    </w:p>
-    <w:p>
-      <w:pPr>
         <w:spacing w:after="80"/>
         <w:ind w:left="720" w:hanging="720"/>
       </w:pPr>
-      <w:r>
-        <w:rPr>
-          <w:sz w:val="21"/>
-        </w:rPr>
-        <w:t>Card, David, and Alan B. Krueger. 1994. “Minimum Wages and Employment: A Case Study of the Fast-Food Industry in New Jersey and Pennsylvania.” American Economic Review 84(4): 772–793.</w:t>
-      </w:r>
-    </w:p>
-    <w:p>
-      <w:pPr>
-        <w:spacing w:after="80"/>
-        <w:ind w:left="720" w:hanging="720"/>
-      </w:pPr>
-      <w:r>
-        <w:rPr>
-          <w:sz w:val="21"/>
-        </w:rPr>
-        <w:t>Card, David, and Alan B. Krueger. 1995. Myth and Measurement: The New Economics of the Minimum Wage. Princeton, NJ: Princeton University Press.</w:t>
-      </w:r>
-    </w:p>
-    <w:p>
-      <w:pPr>
-        <w:spacing w:after="80"/>
-        <w:ind w:left="720" w:hanging="720"/>
-      </w:pPr>
-      <w:r>
-        <w:rPr>
-          <w:sz w:val="21"/>
-        </w:rPr>
-        <w:t>Card, David, and Alan B. Krueger. 2000. “Minimum Wages and Employment: A Case Study of the Fast-Food Industry in New Jersey and Pennsylvania: Reply.” American Economic Review 90(5): 1397–1420.</w:t>
-      </w:r>
-    </w:p>
-    <w:p>
-      <w:pPr>
-        <w:spacing w:after="80"/>
-        <w:ind w:left="720" w:hanging="720"/>
-      </w:pPr>
-      <w:r>
-        <w:rPr>
-          <w:sz w:val="21"/>
-        </w:rPr>
-        <w:lastRenderedPageBreak/>
-        <w:t>Neumark, David, and William Wascher. 2000. “Minimum Wages and Employment: A Case Study of the Fast-Food Industry in New Jersey and Pennsylvania: Comment.” American Economic Review 90(5): 1362–1396.</w:t>
-      </w:r>
     </w:p>
     <w:sectPr>
       <w:pgSz w:w="12240" w:h="15840"/>
